--- a/flow/20240204_zachala/ap058.docx
+++ b/flow/20240204_zachala/ap058.docx
@@ -27,7 +27,29 @@
           <w:sz w:val="27"/>
           <w:szCs w:val="27"/>
         </w:rPr>
-        <w:t>1 Пт. 58 зач.; 1, 1-2; 10-12; 2, 6-10.</w:t>
+        <w:t xml:space="preserve">1 Пт. 58 </w:t>
+      </w:r>
+      <w:proofErr w:type="spellStart"/>
+      <w:r>
+        <w:rPr>
+          <w:i/>
+          <w:iCs/>
+          <w:color w:val="000000"/>
+          <w:sz w:val="27"/>
+          <w:szCs w:val="27"/>
+        </w:rPr>
+        <w:t>зач</w:t>
+      </w:r>
+      <w:proofErr w:type="spellEnd"/>
+      <w:r>
+        <w:rPr>
+          <w:i/>
+          <w:iCs/>
+          <w:color w:val="000000"/>
+          <w:sz w:val="27"/>
+          <w:szCs w:val="27"/>
+        </w:rPr>
+        <w:t>.; 1, 1-2; 10-12; 2, 6-10.</w:t>
       </w:r>
     </w:p>
     <w:p>
@@ -312,7 +334,25 @@
           <w:szCs w:val="27"/>
         </w:rPr>
         <w:br/>
-        <w:t>став каменем наріжним</w:t>
+        <w:t xml:space="preserve">став </w:t>
+      </w:r>
+      <w:proofErr w:type="spellStart"/>
+      <w:r>
+        <w:rPr>
+          <w:color w:val="000000"/>
+          <w:sz w:val="27"/>
+          <w:szCs w:val="27"/>
+        </w:rPr>
+        <w:t>каменем</w:t>
+      </w:r>
+      <w:proofErr w:type="spellEnd"/>
+      <w:r>
+        <w:rPr>
+          <w:color w:val="000000"/>
+          <w:sz w:val="27"/>
+          <w:szCs w:val="27"/>
+        </w:rPr>
+        <w:t xml:space="preserve"> наріжним</w:t>
       </w:r>
     </w:p>
     <w:p>
@@ -340,7 +380,25 @@
           <w:sz w:val="27"/>
           <w:szCs w:val="27"/>
         </w:rPr>
-        <w:t>. і каменем спотикання</w:t>
+        <w:t xml:space="preserve">. і </w:t>
+      </w:r>
+      <w:proofErr w:type="spellStart"/>
+      <w:r>
+        <w:rPr>
+          <w:color w:val="000000"/>
+          <w:sz w:val="27"/>
+          <w:szCs w:val="27"/>
+        </w:rPr>
+        <w:t>каменем</w:t>
+      </w:r>
+      <w:proofErr w:type="spellEnd"/>
+      <w:r>
+        <w:rPr>
+          <w:color w:val="000000"/>
+          <w:sz w:val="27"/>
+          <w:szCs w:val="27"/>
+        </w:rPr>
+        <w:t xml:space="preserve"> спотикання</w:t>
       </w:r>
       <w:r>
         <w:rPr>
@@ -483,7 +541,25 @@
           <w:i/>
           <w:color w:val="FF0000"/>
         </w:rPr>
-        <w:t>1 Пт. 58 зач.; 1, 3-9.</w:t>
+        <w:t xml:space="preserve">1 Пт. 58 </w:t>
+      </w:r>
+      <w:proofErr w:type="spellStart"/>
+      <w:r>
+        <w:rPr>
+          <w:rFonts w:ascii="Times New Roman" w:eastAsia="Times New Roman" w:hAnsi="Times New Roman" w:cs="Times New Roman"/>
+          <w:i/>
+          <w:color w:val="FF0000"/>
+        </w:rPr>
+        <w:t>зач</w:t>
+      </w:r>
+      <w:proofErr w:type="spellEnd"/>
+      <w:r>
+        <w:rPr>
+          <w:rFonts w:ascii="Times New Roman" w:eastAsia="Times New Roman" w:hAnsi="Times New Roman" w:cs="Times New Roman"/>
+          <w:i/>
+          <w:color w:val="FF0000"/>
+        </w:rPr>
+        <w:t>.; 1, 3-9.</w:t>
       </w:r>
     </w:p>
     <w:p>
@@ -513,27 +589,55 @@
       </w:pPr>
       <w:r>
         <w:rPr>
+          <w:rStyle w:val="Versetto"/>
+        </w:rPr>
+        <w:t>3.</w:t>
+      </w:r>
+      <w:r>
+        <w:rPr>
+          <w:color w:val="000000"/>
+        </w:rPr>
+        <w:t xml:space="preserve"> </w:t>
+      </w:r>
+      <w:r>
+        <w:rPr>
           <w:color w:val="000000"/>
         </w:rPr>
         <w:t>Браття,</w:t>
       </w:r>
       <w:r>
         <w:rPr>
-          <w:rStyle w:val="Versetto"/>
-        </w:rPr>
-        <w:t xml:space="preserve"> </w:t>
-      </w:r>
-      <w:r>
-        <w:rPr>
-          <w:rStyle w:val="Versetto"/>
-        </w:rPr>
-        <w:t>3.</w:t>
-      </w:r>
-      <w:r>
-        <w:rPr>
-          <w:color w:val="000000"/>
-        </w:rPr>
-        <w:t xml:space="preserve"> благословен Бог і Отець Господа нашого Ісуса Христа, що у своїм великім милосерді відродив нас до живої надії через воскресіння Ісуса Христа з мертвих, до насліддя, нетлінного, безплямного, нев'янучого, збереженого для нас на небі, </w:t>
+          <w:color w:val="000000"/>
+        </w:rPr>
+        <w:t xml:space="preserve"> благословен Бог і Отець Господа нашого Ісуса Христа, що у своїм великім милосерді відродив нас до живої надії через воскресіння Ісуса Христа з мертвих, до </w:t>
+      </w:r>
+      <w:proofErr w:type="spellStart"/>
+      <w:r>
+        <w:rPr>
+          <w:color w:val="000000"/>
+        </w:rPr>
+        <w:t>насліддя</w:t>
+      </w:r>
+      <w:proofErr w:type="spellEnd"/>
+      <w:r>
+        <w:rPr>
+          <w:color w:val="000000"/>
+        </w:rPr>
+        <w:t xml:space="preserve">, нетлінного, </w:t>
+      </w:r>
+      <w:proofErr w:type="spellStart"/>
+      <w:r>
+        <w:rPr>
+          <w:color w:val="000000"/>
+        </w:rPr>
+        <w:t>безплямного</w:t>
+      </w:r>
+      <w:proofErr w:type="spellEnd"/>
+      <w:r>
+        <w:rPr>
+          <w:color w:val="000000"/>
+        </w:rPr>
+        <w:t xml:space="preserve">, нев'янучого, збереженого для нас на небі, </w:t>
       </w:r>
       <w:r>
         <w:rPr>
@@ -640,26 +744,50 @@
           <w:i/>
           <w:color w:val="FF0000"/>
         </w:rPr>
-        <w:t>1 Пт. 58 зач.; 1, 13-19.</w:t>
-      </w:r>
-    </w:p>
-    <w:p>
-      <w:pPr>
+        <w:t xml:space="preserve">1 Пт. 58 </w:t>
+      </w:r>
+      <w:proofErr w:type="spellStart"/>
+      <w:r>
         <w:rPr>
           <w:rFonts w:ascii="Times New Roman" w:eastAsia="Times New Roman" w:hAnsi="Times New Roman" w:cs="Times New Roman"/>
-        </w:rPr>
-      </w:pPr>
-      <w:r>
-        <w:rPr>
-          <w:color w:val="000000"/>
-        </w:rPr>
-        <w:t xml:space="preserve">Улюблені, </w:t>
-      </w:r>
+          <w:i/>
+          <w:color w:val="FF0000"/>
+        </w:rPr>
+        <w:t>зач</w:t>
+      </w:r>
+      <w:proofErr w:type="spellEnd"/>
+      <w:r>
+        <w:rPr>
+          <w:rFonts w:ascii="Times New Roman" w:eastAsia="Times New Roman" w:hAnsi="Times New Roman" w:cs="Times New Roman"/>
+          <w:i/>
+          <w:color w:val="FF0000"/>
+        </w:rPr>
+        <w:t>.; 1, 13-19.</w:t>
+      </w:r>
+    </w:p>
+    <w:p>
+      <w:pPr>
+        <w:rPr>
+          <w:rFonts w:ascii="Times New Roman" w:eastAsia="Times New Roman" w:hAnsi="Times New Roman" w:cs="Times New Roman"/>
+        </w:rPr>
+      </w:pPr>
       <w:r>
         <w:rPr>
           <w:rStyle w:val="Versetto"/>
         </w:rPr>
         <w:t>13.</w:t>
+      </w:r>
+      <w:r>
+        <w:rPr>
+          <w:color w:val="000000"/>
+        </w:rPr>
+        <w:t xml:space="preserve"> </w:t>
+      </w:r>
+      <w:r>
+        <w:rPr>
+          <w:color w:val="000000"/>
+        </w:rPr>
+        <w:t>Улюблені,</w:t>
       </w:r>
       <w:r>
         <w:rPr>
@@ -778,7 +906,25 @@
           <w:i/>
           <w:color w:val="FF0000"/>
         </w:rPr>
-        <w:t>1 Пт. 58 зач.; 2, 11-24.</w:t>
+        <w:t xml:space="preserve">1 Пт. 58 </w:t>
+      </w:r>
+      <w:proofErr w:type="spellStart"/>
+      <w:r>
+        <w:rPr>
+          <w:rFonts w:ascii="Times New Roman" w:eastAsia="Times New Roman" w:hAnsi="Times New Roman" w:cs="Times New Roman"/>
+          <w:i/>
+          <w:color w:val="FF0000"/>
+        </w:rPr>
+        <w:t>зач</w:t>
+      </w:r>
+      <w:proofErr w:type="spellEnd"/>
+      <w:r>
+        <w:rPr>
+          <w:rFonts w:ascii="Times New Roman" w:eastAsia="Times New Roman" w:hAnsi="Times New Roman" w:cs="Times New Roman"/>
+          <w:i/>
+          <w:color w:val="FF0000"/>
+        </w:rPr>
+        <w:t>.; 2, 11-24.</w:t>
       </w:r>
     </w:p>
     <w:p>
@@ -808,21 +954,21 @@
       </w:pPr>
       <w:r>
         <w:rPr>
+          <w:rStyle w:val="Versetto"/>
+        </w:rPr>
+        <w:t>11.</w:t>
+      </w:r>
+      <w:r>
+        <w:rPr>
+          <w:color w:val="000000"/>
+        </w:rPr>
+        <w:t xml:space="preserve"> </w:t>
+      </w:r>
+      <w:r>
+        <w:rPr>
           <w:color w:val="000000"/>
         </w:rPr>
         <w:t>Улюблені,</w:t>
-      </w:r>
-      <w:r>
-        <w:rPr>
-          <w:rStyle w:val="Versetto"/>
-        </w:rPr>
-        <w:t xml:space="preserve"> </w:t>
-      </w:r>
-      <w:r>
-        <w:rPr>
-          <w:rStyle w:val="Versetto"/>
-        </w:rPr>
-        <w:t>11.</w:t>
       </w:r>
       <w:r>
         <w:rPr>
@@ -1020,7 +1166,21 @@
         <w:rPr>
           <w:color w:val="000000"/>
         </w:rPr>
-        <w:t xml:space="preserve"> він сам у своїм тілі виніс наші гріхи на хрест, щоб ми, вмерши для гріхів, жили для справедливости; </w:t>
+        <w:t xml:space="preserve"> він сам у своїм тілі виніс наші гріхи на хрест, щоб ми, вмерши для гріхів, жили для </w:t>
+      </w:r>
+      <w:proofErr w:type="spellStart"/>
+      <w:r>
+        <w:rPr>
+          <w:color w:val="000000"/>
+        </w:rPr>
+        <w:t>справедливости</w:t>
+      </w:r>
+      <w:proofErr w:type="spellEnd"/>
+      <w:r>
+        <w:rPr>
+          <w:color w:val="000000"/>
+        </w:rPr>
+        <w:t xml:space="preserve">; </w:t>
       </w:r>
       <w:r>
         <w:rPr>
@@ -1029,7 +1189,6 @@
         <w:t>бо ми його ранами зцілились.</w:t>
       </w:r>
     </w:p>
-    <w:p/>
     <w:sectPr>
       <w:pgSz w:w="11906" w:h="16838"/>
       <w:pgMar w:top="850" w:right="850" w:bottom="850" w:left="1417" w:header="708" w:footer="708" w:gutter="0"/>
